--- a/docs/manuals/RADAR-测试管理操作手册.docx
+++ b/docs/manuals/RADAR-测试管理操作手册.docx
@@ -602,77 +602,72 @@
     </w:p>
     <w:p>
       <w:pPr>
-        <w:pStyle w:val="ListNumber"/>
-        <w:spacing w:after="80"/>
-        <w:ind w:left="360" w:hanging="72"/>
+        <w:spacing w:after="80" w:line="276" w:lineRule="auto"/>
+        <w:ind w:left="259" w:hanging="259"/>
       </w:pPr>
       <w:r>
         <w:rPr>
-          <w:rFonts w:ascii="Arial Unicode MS" w:hAnsi="Arial Unicode MS" w:eastAsia="Arial Unicode MS" w:cs="Arial Unicode MS"/>
+          <w:rFonts w:ascii="PingFang SC" w:hAnsi="PingFang SC" w:eastAsia="PingFang SC" w:cs="PingFang SC"/>
           <w:color w:val="222B36"/>
-          <w:sz w:val="21"/>
+          <w:sz w:val="20"/>
         </w:rPr>
-        <w:t>打开系统访问地址，进入登录页。</w:t>
+        <w:t>1. 打开系统访问地址，进入登录页。</w:t>
       </w:r>
     </w:p>
     <w:p>
       <w:pPr>
-        <w:pStyle w:val="ListNumber"/>
-        <w:spacing w:after="80"/>
-        <w:ind w:left="360" w:hanging="72"/>
+        <w:spacing w:after="80" w:line="276" w:lineRule="auto"/>
+        <w:ind w:left="259" w:hanging="259"/>
       </w:pPr>
       <w:r>
         <w:rPr>
-          <w:rFonts w:ascii="Arial Unicode MS" w:hAnsi="Arial Unicode MS" w:eastAsia="Arial Unicode MS" w:cs="Arial Unicode MS"/>
+          <w:rFonts w:ascii="PingFang SC" w:hAnsi="PingFang SC" w:eastAsia="PingFang SC" w:cs="PingFang SC"/>
           <w:color w:val="222B36"/>
-          <w:sz w:val="21"/>
+          <w:sz w:val="20"/>
         </w:rPr>
-        <w:t>输入管理员分配的登录名或手机号、密码，点击登录。</w:t>
+        <w:t>2. 输入管理员分配的登录名或手机号、密码，点击登录。</w:t>
       </w:r>
     </w:p>
     <w:p>
       <w:pPr>
-        <w:pStyle w:val="ListNumber"/>
-        <w:spacing w:after="80"/>
-        <w:ind w:left="360" w:hanging="72"/>
+        <w:spacing w:after="80" w:line="276" w:lineRule="auto"/>
+        <w:ind w:left="259" w:hanging="259"/>
       </w:pPr>
       <w:r>
         <w:rPr>
-          <w:rFonts w:ascii="Arial Unicode MS" w:hAnsi="Arial Unicode MS" w:eastAsia="Arial Unicode MS" w:cs="Arial Unicode MS"/>
+          <w:rFonts w:ascii="PingFang SC" w:hAnsi="PingFang SC" w:eastAsia="PingFang SC" w:cs="PingFang SC"/>
           <w:color w:val="222B36"/>
-          <w:sz w:val="21"/>
+          <w:sz w:val="20"/>
         </w:rPr>
-        <w:t>登录后确认左下角用户信息显示为本人，并确认当前角色具备对应菜单权限。</w:t>
+        <w:t>3. 登录后确认左下角用户信息显示为本人，并确认当前角色具备对应菜单权限。</w:t>
       </w:r>
     </w:p>
     <w:p>
       <w:pPr>
-        <w:pStyle w:val="ListNumber"/>
-        <w:spacing w:after="80"/>
-        <w:ind w:left="360" w:hanging="72"/>
+        <w:spacing w:after="80" w:line="276" w:lineRule="auto"/>
+        <w:ind w:left="259" w:hanging="259"/>
       </w:pPr>
       <w:r>
         <w:rPr>
-          <w:rFonts w:ascii="Arial Unicode MS" w:hAnsi="Arial Unicode MS" w:eastAsia="Arial Unicode MS" w:cs="Arial Unicode MS"/>
+          <w:rFonts w:ascii="PingFang SC" w:hAnsi="PingFang SC" w:eastAsia="PingFang SC" w:cs="PingFang SC"/>
           <w:color w:val="222B36"/>
-          <w:sz w:val="21"/>
+          <w:sz w:val="20"/>
         </w:rPr>
-        <w:t>在左侧菜单点击“测试管理”，进入列表页面。</w:t>
+        <w:t>4. 在左侧菜单点击“测试管理”，进入列表页面。</w:t>
       </w:r>
     </w:p>
     <w:p>
       <w:pPr>
-        <w:pStyle w:val="ListNumber"/>
-        <w:spacing w:after="80"/>
-        <w:ind w:left="360" w:hanging="72"/>
+        <w:spacing w:after="80" w:line="276" w:lineRule="auto"/>
+        <w:ind w:left="259" w:hanging="259"/>
       </w:pPr>
       <w:r>
         <w:rPr>
-          <w:rFonts w:ascii="Arial Unicode MS" w:hAnsi="Arial Unicode MS" w:eastAsia="Arial Unicode MS" w:cs="Arial Unicode MS"/>
+          <w:rFonts w:ascii="PingFang SC" w:hAnsi="PingFang SC" w:eastAsia="PingFang SC" w:cs="PingFang SC"/>
           <w:color w:val="222B36"/>
-          <w:sz w:val="21"/>
+          <w:sz w:val="20"/>
         </w:rPr>
-        <w:t>确认顶部投产点选择范围正确；若需要跨投产点查询，可切换为“所有投产点”。</w:t>
+        <w:t>5. 确认顶部投产点选择范围正确；若需要跨投产点查询，可切换为“所有投产点”。</w:t>
       </w:r>
     </w:p>
     <w:p>
@@ -916,77 +911,72 @@
     </w:p>
     <w:p>
       <w:pPr>
-        <w:pStyle w:val="ListNumber"/>
-        <w:spacing w:after="80"/>
-        <w:ind w:left="360" w:hanging="72"/>
+        <w:spacing w:after="80" w:line="276" w:lineRule="auto"/>
+        <w:ind w:left="259" w:hanging="259"/>
       </w:pPr>
       <w:r>
         <w:rPr>
-          <w:rFonts w:ascii="Arial Unicode MS" w:hAnsi="Arial Unicode MS" w:eastAsia="Arial Unicode MS" w:cs="Arial Unicode MS"/>
+          <w:rFonts w:ascii="PingFang SC" w:hAnsi="PingFang SC" w:eastAsia="PingFang SC" w:cs="PingFang SC"/>
           <w:color w:val="222B36"/>
-          <w:sz w:val="21"/>
+          <w:sz w:val="20"/>
         </w:rPr>
-        <w:t>进入对应测试类型页面，点击“测试承接”。</w:t>
+        <w:t>1. 进入对应测试类型页面，点击“测试承接”。</w:t>
       </w:r>
     </w:p>
     <w:p>
       <w:pPr>
-        <w:pStyle w:val="ListNumber"/>
-        <w:spacing w:after="80"/>
-        <w:ind w:left="360" w:hanging="72"/>
+        <w:spacing w:after="80" w:line="276" w:lineRule="auto"/>
+        <w:ind w:left="259" w:hanging="259"/>
       </w:pPr>
       <w:r>
         <w:rPr>
-          <w:rFonts w:ascii="Arial Unicode MS" w:hAnsi="Arial Unicode MS" w:eastAsia="Arial Unicode MS" w:cs="Arial Unicode MS"/>
+          <w:rFonts w:ascii="PingFang SC" w:hAnsi="PingFang SC" w:eastAsia="PingFang SC" w:cs="PingFang SC"/>
           <w:color w:val="222B36"/>
-          <w:sz w:val="21"/>
+          <w:sz w:val="20"/>
         </w:rPr>
-        <w:t>选择需要进入该测试阶段的需求/工单。</w:t>
+        <w:t>2. 选择需要进入该测试阶段的需求/工单。</w:t>
       </w:r>
     </w:p>
     <w:p>
       <w:pPr>
-        <w:pStyle w:val="ListNumber"/>
-        <w:spacing w:after="80"/>
-        <w:ind w:left="360" w:hanging="72"/>
+        <w:spacing w:after="80" w:line="276" w:lineRule="auto"/>
+        <w:ind w:left="259" w:hanging="259"/>
       </w:pPr>
       <w:r>
         <w:rPr>
-          <w:rFonts w:ascii="Arial Unicode MS" w:hAnsi="Arial Unicode MS" w:eastAsia="Arial Unicode MS" w:cs="Arial Unicode MS"/>
+          <w:rFonts w:ascii="PingFang SC" w:hAnsi="PingFang SC" w:eastAsia="PingFang SC" w:cs="PingFang SC"/>
           <w:color w:val="222B36"/>
-          <w:sz w:val="21"/>
+          <w:sz w:val="20"/>
         </w:rPr>
-        <w:t>选择承接方式：合并承接或拆分承接。</w:t>
+        <w:t>3. 选择承接方式：合并承接或拆分承接。</w:t>
       </w:r>
     </w:p>
     <w:p>
       <w:pPr>
-        <w:pStyle w:val="ListNumber"/>
-        <w:spacing w:after="80"/>
-        <w:ind w:left="360" w:hanging="72"/>
+        <w:spacing w:after="80" w:line="276" w:lineRule="auto"/>
+        <w:ind w:left="259" w:hanging="259"/>
       </w:pPr>
       <w:r>
         <w:rPr>
-          <w:rFonts w:ascii="Arial Unicode MS" w:hAnsi="Arial Unicode MS" w:eastAsia="Arial Unicode MS" w:cs="Arial Unicode MS"/>
+          <w:rFonts w:ascii="PingFang SC" w:hAnsi="PingFang SC" w:eastAsia="PingFang SC" w:cs="PingFang SC"/>
           <w:color w:val="222B36"/>
-          <w:sz w:val="21"/>
+          <w:sz w:val="20"/>
         </w:rPr>
-        <w:t>确认系统预览和计划生成任务编号，勾选需要新建的任务。</w:t>
+        <w:t>4. 确认系统预览和计划生成任务编号，勾选需要新建的任务。</w:t>
       </w:r>
     </w:p>
     <w:p>
       <w:pPr>
-        <w:pStyle w:val="ListNumber"/>
-        <w:spacing w:after="80"/>
-        <w:ind w:left="360" w:hanging="72"/>
+        <w:spacing w:after="80" w:line="276" w:lineRule="auto"/>
+        <w:ind w:left="259" w:hanging="259"/>
       </w:pPr>
       <w:r>
         <w:rPr>
-          <w:rFonts w:ascii="Arial Unicode MS" w:hAnsi="Arial Unicode MS" w:eastAsia="Arial Unicode MS" w:cs="Arial Unicode MS"/>
+          <w:rFonts w:ascii="PingFang SC" w:hAnsi="PingFang SC" w:eastAsia="PingFang SC" w:cs="PingFang SC"/>
           <w:color w:val="222B36"/>
-          <w:sz w:val="21"/>
+          <w:sz w:val="20"/>
         </w:rPr>
-        <w:t>点击“承接”后，系统生成对应测试任务并刷新列表。</w:t>
+        <w:t>5. 点击“承接”后，系统生成对应测试任务并刷新列表。</w:t>
       </w:r>
     </w:p>
     <w:p>
@@ -1655,47 +1645,44 @@
     </w:p>
     <w:p>
       <w:pPr>
-        <w:pStyle w:val="ListBullet"/>
-        <w:spacing w:after="80"/>
-        <w:ind w:left="360"/>
+        <w:spacing w:after="80" w:line="276" w:lineRule="auto"/>
+        <w:ind w:left="259" w:hanging="259"/>
       </w:pPr>
       <w:r>
         <w:rPr>
-          <w:rFonts w:ascii="Arial Unicode MS" w:hAnsi="Arial Unicode MS" w:eastAsia="Arial Unicode MS" w:cs="Arial Unicode MS"/>
+          <w:rFonts w:ascii="PingFang SC" w:hAnsi="PingFang SC" w:eastAsia="PingFang SC" w:cs="PingFang SC"/>
           <w:color w:val="222B36"/>
-          <w:sz w:val="21"/>
+          <w:sz w:val="20"/>
         </w:rPr>
-        <w:t>SIT 任务详情提供“填写测试覆盖性分析”入口，用于把开发影响性分析逐条映射到测试覆盖结果。</w:t>
+        <w:t>1. SIT 任务详情提供“填写测试覆盖性分析”入口，用于把开发影响性分析逐条映射到测试覆盖结果。</w:t>
       </w:r>
     </w:p>
     <w:p>
       <w:pPr>
-        <w:pStyle w:val="ListBullet"/>
-        <w:spacing w:after="80"/>
-        <w:ind w:left="360"/>
+        <w:spacing w:after="80" w:line="276" w:lineRule="auto"/>
+        <w:ind w:left="259" w:hanging="259"/>
       </w:pPr>
       <w:r>
         <w:rPr>
-          <w:rFonts w:ascii="Arial Unicode MS" w:hAnsi="Arial Unicode MS" w:eastAsia="Arial Unicode MS" w:cs="Arial Unicode MS"/>
+          <w:rFonts w:ascii="PingFang SC" w:hAnsi="PingFang SC" w:eastAsia="PingFang SC" w:cs="PingFang SC"/>
           <w:color w:val="222B36"/>
-          <w:sz w:val="21"/>
+          <w:sz w:val="20"/>
         </w:rPr>
-        <w:t>测试方案和测试报告应与测试状态匹配，进入完成态前需补齐关键材料。</w:t>
+        <w:t>2. 测试方案和测试报告应与测试状态匹配，进入完成态前需补齐关键材料。</w:t>
       </w:r>
     </w:p>
     <w:p>
       <w:pPr>
-        <w:pStyle w:val="ListBullet"/>
-        <w:spacing w:after="80"/>
-        <w:ind w:left="360"/>
+        <w:spacing w:after="80" w:line="276" w:lineRule="auto"/>
+        <w:ind w:left="259" w:hanging="259"/>
       </w:pPr>
       <w:r>
         <w:rPr>
-          <w:rFonts w:ascii="Arial Unicode MS" w:hAnsi="Arial Unicode MS" w:eastAsia="Arial Unicode MS" w:cs="Arial Unicode MS"/>
+          <w:rFonts w:ascii="PingFang SC" w:hAnsi="PingFang SC" w:eastAsia="PingFang SC" w:cs="PingFang SC"/>
           <w:color w:val="222B36"/>
-          <w:sz w:val="21"/>
+          <w:sz w:val="20"/>
         </w:rPr>
-        <w:t>若一个需求涉及多个系统，拆分承接便于各系统分别维护负责人、状态和测试材料。</w:t>
+        <w:t>3. 若一个需求涉及多个系统，拆分承接便于各系统分别维护负责人、状态和测试材料。</w:t>
       </w:r>
     </w:p>
     <w:p>
@@ -1747,47 +1734,44 @@
     </w:p>
     <w:p>
       <w:pPr>
-        <w:pStyle w:val="ListBullet"/>
-        <w:spacing w:after="80"/>
-        <w:ind w:left="360"/>
+        <w:spacing w:after="80" w:line="276" w:lineRule="auto"/>
+        <w:ind w:left="259" w:hanging="259"/>
       </w:pPr>
       <w:r>
         <w:rPr>
-          <w:rFonts w:ascii="Arial Unicode MS" w:hAnsi="Arial Unicode MS" w:eastAsia="Arial Unicode MS" w:cs="Arial Unicode MS"/>
+          <w:rFonts w:ascii="PingFang SC" w:hAnsi="PingFang SC" w:eastAsia="PingFang SC" w:cs="PingFang SC"/>
           <w:color w:val="222B36"/>
-          <w:sz w:val="21"/>
+          <w:sz w:val="20"/>
         </w:rPr>
-        <w:t>删除测试任务前需确认不会影响投产审批状态和测试覆盖结论。</w:t>
+        <w:t>1. 删除测试任务前需确认不会影响投产审批状态和测试覆盖结论。</w:t>
       </w:r>
     </w:p>
     <w:p>
       <w:pPr>
-        <w:pStyle w:val="ListBullet"/>
-        <w:spacing w:after="80"/>
-        <w:ind w:left="360"/>
+        <w:spacing w:after="80" w:line="276" w:lineRule="auto"/>
+        <w:ind w:left="259" w:hanging="259"/>
       </w:pPr>
       <w:r>
         <w:rPr>
-          <w:rFonts w:ascii="Arial Unicode MS" w:hAnsi="Arial Unicode MS" w:eastAsia="Arial Unicode MS" w:cs="Arial Unicode MS"/>
+          <w:rFonts w:ascii="PingFang SC" w:hAnsi="PingFang SC" w:eastAsia="PingFang SC" w:cs="PingFang SC"/>
           <w:color w:val="222B36"/>
-          <w:sz w:val="21"/>
+          <w:sz w:val="20"/>
         </w:rPr>
-        <w:t>已存在任务在承接预览中会提示，不建议重复创建。</w:t>
+        <w:t>2. 已存在任务在承接预览中会提示，不建议重复创建。</w:t>
       </w:r>
     </w:p>
     <w:p>
       <w:pPr>
-        <w:pStyle w:val="ListBullet"/>
-        <w:spacing w:after="80"/>
-        <w:ind w:left="360"/>
+        <w:spacing w:after="80" w:line="276" w:lineRule="auto"/>
+        <w:ind w:left="259" w:hanging="259"/>
       </w:pPr>
       <w:r>
         <w:rPr>
-          <w:rFonts w:ascii="Arial Unicode MS" w:hAnsi="Arial Unicode MS" w:eastAsia="Arial Unicode MS" w:cs="Arial Unicode MS"/>
+          <w:rFonts w:ascii="PingFang SC" w:hAnsi="PingFang SC" w:eastAsia="PingFang SC" w:cs="PingFang SC"/>
           <w:color w:val="222B36"/>
-          <w:sz w:val="21"/>
+          <w:sz w:val="20"/>
         </w:rPr>
-        <w:t>跨投产点查询时先调整顶部投产点范围。</w:t>
+        <w:t>3. 跨投产点查询时先调整顶部投产点范围。</w:t>
       </w:r>
     </w:p>
     <w:p>
@@ -1808,62 +1792,58 @@
     </w:p>
     <w:p>
       <w:pPr>
-        <w:pStyle w:val="ListBullet"/>
-        <w:spacing w:after="80"/>
-        <w:ind w:left="360"/>
+        <w:spacing w:after="80" w:line="276" w:lineRule="auto"/>
+        <w:ind w:left="259" w:hanging="259"/>
       </w:pPr>
       <w:r>
         <w:rPr>
-          <w:rFonts w:ascii="Arial Unicode MS" w:hAnsi="Arial Unicode MS" w:eastAsia="Arial Unicode MS" w:cs="Arial Unicode MS"/>
+          <w:rFonts w:ascii="PingFang SC" w:hAnsi="PingFang SC" w:eastAsia="PingFang SC" w:cs="PingFang SC"/>
           <w:color w:val="222B36"/>
-          <w:sz w:val="21"/>
+          <w:sz w:val="20"/>
         </w:rPr>
-        <w:t>进入正确测试类型子页面。</w:t>
+        <w:t>1. 进入正确测试类型子页面。</w:t>
       </w:r>
     </w:p>
     <w:p>
       <w:pPr>
-        <w:pStyle w:val="ListBullet"/>
-        <w:spacing w:after="80"/>
-        <w:ind w:left="360"/>
+        <w:spacing w:after="80" w:line="276" w:lineRule="auto"/>
+        <w:ind w:left="259" w:hanging="259"/>
       </w:pPr>
       <w:r>
         <w:rPr>
-          <w:rFonts w:ascii="Arial Unicode MS" w:hAnsi="Arial Unicode MS" w:eastAsia="Arial Unicode MS" w:cs="Arial Unicode MS"/>
+          <w:rFonts w:ascii="PingFang SC" w:hAnsi="PingFang SC" w:eastAsia="PingFang SC" w:cs="PingFang SC"/>
           <w:color w:val="222B36"/>
-          <w:sz w:val="21"/>
+          <w:sz w:val="20"/>
         </w:rPr>
-        <w:t>承接前确认需求/工单已具备测试条件。</w:t>
+        <w:t>2. 承接前确认需求/工单已具备测试条件。</w:t>
       </w:r>
     </w:p>
     <w:p>
       <w:pPr>
-        <w:pStyle w:val="ListBullet"/>
-        <w:spacing w:after="80"/>
-        <w:ind w:left="360"/>
+        <w:spacing w:after="80" w:line="276" w:lineRule="auto"/>
+        <w:ind w:left="259" w:hanging="259"/>
       </w:pPr>
       <w:r>
         <w:rPr>
-          <w:rFonts w:ascii="Arial Unicode MS" w:hAnsi="Arial Unicode MS" w:eastAsia="Arial Unicode MS" w:cs="Arial Unicode MS"/>
+          <w:rFonts w:ascii="PingFang SC" w:hAnsi="PingFang SC" w:eastAsia="PingFang SC" w:cs="PingFang SC"/>
           <w:color w:val="222B36"/>
-          <w:sz w:val="21"/>
+          <w:sz w:val="20"/>
         </w:rPr>
-        <w:t>测试完成前补齐测试覆盖性分析、方案和报告。</w:t>
+        <w:t>3. 测试完成前补齐测试覆盖性分析、方案和报告。</w:t>
       </w:r>
     </w:p>
     <w:p>
       <w:pPr>
-        <w:pStyle w:val="ListBullet"/>
-        <w:spacing w:after="80"/>
-        <w:ind w:left="360"/>
+        <w:spacing w:after="80" w:line="276" w:lineRule="auto"/>
+        <w:ind w:left="259" w:hanging="259"/>
       </w:pPr>
       <w:r>
         <w:rPr>
-          <w:rFonts w:ascii="Arial Unicode MS" w:hAnsi="Arial Unicode MS" w:eastAsia="Arial Unicode MS" w:cs="Arial Unicode MS"/>
+          <w:rFonts w:ascii="PingFang SC" w:hAnsi="PingFang SC" w:eastAsia="PingFang SC" w:cs="PingFang SC"/>
           <w:color w:val="222B36"/>
-          <w:sz w:val="21"/>
+          <w:sz w:val="20"/>
         </w:rPr>
-        <w:t>导出清单前确认测试类型和筛选条件。</w:t>
+        <w:t>4. 导出清单前确认测试类型和筛选条件。</w:t>
       </w:r>
     </w:p>
     <w:sectPr>
